--- a/O que o Sistema  faz.docx
+++ b/O que o Sistema  faz.docx
@@ -1876,8 +1876,6 @@
         </w:rPr>
         <w:t>Menor risco de erros operacionais;</w:t>
       </w:r>
-      <w:bookmarkStart w:id="0" w:name="_GoBack"/>
-      <w:bookmarkEnd w:id="0"/>
     </w:p>
     <w:p>
       <w:pPr>
@@ -1937,6 +1935,260 @@
           <w:lang w:eastAsia="pt-BR"/>
         </w:rPr>
       </w:pPr>
+    </w:p>
+    <w:p>
+      <w:pPr>
+        <w:spacing w:before="100" w:beforeAutospacing="1" w:after="100" w:afterAutospacing="1" w:line="240" w:lineRule="auto"/>
+        <w:rPr>
+          <w:rFonts w:ascii="Times New Roman" w:eastAsia="Times New Roman" w:hAnsi="Times New Roman" w:cs="Times New Roman"/>
+          <w:sz w:val="24"/>
+          <w:szCs w:val="24"/>
+          <w:lang w:eastAsia="pt-BR"/>
+        </w:rPr>
+      </w:pPr>
+    </w:p>
+    <w:p>
+      <w:pPr>
+        <w:spacing w:before="100" w:beforeAutospacing="1" w:after="100" w:afterAutospacing="1" w:line="240" w:lineRule="auto"/>
+        <w:rPr>
+          <w:rFonts w:ascii="Times New Roman" w:eastAsia="Times New Roman" w:hAnsi="Times New Roman" w:cs="Times New Roman"/>
+          <w:sz w:val="24"/>
+          <w:szCs w:val="24"/>
+          <w:lang w:eastAsia="pt-BR"/>
+        </w:rPr>
+      </w:pPr>
+    </w:p>
+    <w:p>
+      <w:pPr>
+        <w:spacing w:before="100" w:beforeAutospacing="1" w:after="100" w:afterAutospacing="1" w:line="240" w:lineRule="auto"/>
+        <w:rPr>
+          <w:rFonts w:ascii="Times New Roman" w:eastAsia="Times New Roman" w:hAnsi="Times New Roman" w:cs="Times New Roman"/>
+          <w:sz w:val="24"/>
+          <w:szCs w:val="24"/>
+          <w:lang w:eastAsia="pt-BR"/>
+        </w:rPr>
+      </w:pPr>
+    </w:p>
+    <w:p>
+      <w:pPr>
+        <w:spacing w:before="100" w:beforeAutospacing="1" w:after="100" w:afterAutospacing="1" w:line="240" w:lineRule="auto"/>
+        <w:rPr>
+          <w:rFonts w:ascii="Times New Roman" w:eastAsia="Times New Roman" w:hAnsi="Times New Roman" w:cs="Times New Roman"/>
+          <w:sz w:val="24"/>
+          <w:szCs w:val="24"/>
+          <w:lang w:eastAsia="pt-BR"/>
+        </w:rPr>
+      </w:pPr>
+    </w:p>
+    <w:p>
+      <w:pPr>
+        <w:spacing w:before="100" w:beforeAutospacing="1" w:after="100" w:afterAutospacing="1" w:line="240" w:lineRule="auto"/>
+        <w:rPr>
+          <w:rFonts w:ascii="Times New Roman" w:eastAsia="Times New Roman" w:hAnsi="Times New Roman" w:cs="Times New Roman"/>
+          <w:sz w:val="24"/>
+          <w:szCs w:val="24"/>
+          <w:lang w:eastAsia="pt-BR"/>
+        </w:rPr>
+      </w:pPr>
+    </w:p>
+    <w:p>
+      <w:pPr>
+        <w:spacing w:before="100" w:beforeAutospacing="1" w:after="100" w:afterAutospacing="1" w:line="240" w:lineRule="auto"/>
+        <w:rPr>
+          <w:rFonts w:ascii="Times New Roman" w:eastAsia="Times New Roman" w:hAnsi="Times New Roman" w:cs="Times New Roman"/>
+          <w:sz w:val="24"/>
+          <w:szCs w:val="24"/>
+          <w:lang w:eastAsia="pt-BR"/>
+        </w:rPr>
+      </w:pPr>
+      <w:bookmarkStart w:id="0" w:name="_GoBack"/>
+      <w:bookmarkEnd w:id="0"/>
+    </w:p>
+    <w:p>
+      <w:pPr>
+        <w:spacing w:before="100" w:beforeAutospacing="1" w:after="100" w:afterAutospacing="1" w:line="240" w:lineRule="auto"/>
+        <w:rPr>
+          <w:rFonts w:ascii="Times New Roman" w:eastAsia="Times New Roman" w:hAnsi="Times New Roman" w:cs="Times New Roman"/>
+          <w:sz w:val="24"/>
+          <w:szCs w:val="24"/>
+          <w:lang w:eastAsia="pt-BR"/>
+        </w:rPr>
+      </w:pPr>
+    </w:p>
+    <w:p>
+      <w:pPr>
+        <w:spacing w:before="100" w:beforeAutospacing="1" w:after="100" w:afterAutospacing="1" w:line="240" w:lineRule="auto"/>
+        <w:rPr>
+          <w:rFonts w:ascii="Times New Roman" w:eastAsia="Times New Roman" w:hAnsi="Times New Roman" w:cs="Times New Roman"/>
+          <w:sz w:val="24"/>
+          <w:szCs w:val="24"/>
+          <w:lang w:eastAsia="pt-BR"/>
+        </w:rPr>
+      </w:pPr>
+    </w:p>
+    <w:p>
+      <w:pPr>
+        <w:spacing w:before="100" w:beforeAutospacing="1" w:after="100" w:afterAutospacing="1" w:line="240" w:lineRule="auto"/>
+        <w:rPr>
+          <w:rFonts w:ascii="Times New Roman" w:eastAsia="Times New Roman" w:hAnsi="Times New Roman" w:cs="Times New Roman"/>
+          <w:sz w:val="24"/>
+          <w:szCs w:val="24"/>
+          <w:lang w:eastAsia="pt-BR"/>
+        </w:rPr>
+      </w:pPr>
+    </w:p>
+    <w:p>
+      <w:pPr>
+        <w:spacing w:before="100" w:beforeAutospacing="1" w:after="100" w:afterAutospacing="1" w:line="240" w:lineRule="auto"/>
+        <w:rPr>
+          <w:rFonts w:ascii="Times New Roman" w:eastAsia="Times New Roman" w:hAnsi="Times New Roman" w:cs="Times New Roman"/>
+          <w:sz w:val="24"/>
+          <w:szCs w:val="24"/>
+          <w:lang w:eastAsia="pt-BR"/>
+        </w:rPr>
+      </w:pPr>
+    </w:p>
+    <w:p>
+      <w:pPr>
+        <w:spacing w:before="100" w:beforeAutospacing="1" w:after="100" w:afterAutospacing="1" w:line="240" w:lineRule="auto"/>
+        <w:rPr>
+          <w:rFonts w:ascii="Times New Roman" w:eastAsia="Times New Roman" w:hAnsi="Times New Roman" w:cs="Times New Roman"/>
+          <w:sz w:val="24"/>
+          <w:szCs w:val="24"/>
+          <w:lang w:eastAsia="pt-BR"/>
+        </w:rPr>
+      </w:pPr>
+    </w:p>
+    <w:p>
+      <w:pPr>
+        <w:spacing w:before="100" w:beforeAutospacing="1" w:after="100" w:afterAutospacing="1" w:line="240" w:lineRule="auto"/>
+        <w:rPr>
+          <w:rFonts w:ascii="Times New Roman" w:eastAsia="Times New Roman" w:hAnsi="Times New Roman" w:cs="Times New Roman"/>
+          <w:sz w:val="24"/>
+          <w:szCs w:val="24"/>
+          <w:lang w:eastAsia="pt-BR"/>
+        </w:rPr>
+      </w:pPr>
+    </w:p>
+    <w:p>
+      <w:pPr>
+        <w:spacing w:before="100" w:beforeAutospacing="1" w:after="100" w:afterAutospacing="1" w:line="240" w:lineRule="auto"/>
+        <w:rPr>
+          <w:rFonts w:ascii="Times New Roman" w:eastAsia="Times New Roman" w:hAnsi="Times New Roman" w:cs="Times New Roman"/>
+          <w:sz w:val="24"/>
+          <w:szCs w:val="24"/>
+          <w:lang w:eastAsia="pt-BR"/>
+        </w:rPr>
+      </w:pPr>
+    </w:p>
+    <w:p>
+      <w:pPr>
+        <w:spacing w:before="100" w:beforeAutospacing="1" w:after="100" w:afterAutospacing="1" w:line="240" w:lineRule="auto"/>
+        <w:rPr>
+          <w:rFonts w:ascii="Times New Roman" w:eastAsia="Times New Roman" w:hAnsi="Times New Roman" w:cs="Times New Roman"/>
+          <w:sz w:val="24"/>
+          <w:szCs w:val="24"/>
+          <w:lang w:eastAsia="pt-BR"/>
+        </w:rPr>
+      </w:pPr>
+    </w:p>
+    <w:p>
+      <w:pPr>
+        <w:spacing w:before="100" w:beforeAutospacing="1" w:after="100" w:afterAutospacing="1" w:line="240" w:lineRule="auto"/>
+        <w:rPr>
+          <w:rFonts w:ascii="Times New Roman" w:eastAsia="Times New Roman" w:hAnsi="Times New Roman" w:cs="Times New Roman"/>
+          <w:sz w:val="24"/>
+          <w:szCs w:val="24"/>
+          <w:lang w:eastAsia="pt-BR"/>
+        </w:rPr>
+      </w:pPr>
+    </w:p>
+    <w:p>
+      <w:pPr>
+        <w:spacing w:before="100" w:beforeAutospacing="1" w:after="100" w:afterAutospacing="1" w:line="240" w:lineRule="auto"/>
+        <w:rPr>
+          <w:rFonts w:ascii="Times New Roman" w:eastAsia="Times New Roman" w:hAnsi="Times New Roman" w:cs="Times New Roman"/>
+          <w:sz w:val="24"/>
+          <w:szCs w:val="24"/>
+          <w:lang w:eastAsia="pt-BR"/>
+        </w:rPr>
+      </w:pPr>
+    </w:p>
+    <w:p>
+      <w:pPr>
+        <w:spacing w:before="100" w:beforeAutospacing="1" w:after="100" w:afterAutospacing="1" w:line="240" w:lineRule="auto"/>
+        <w:rPr>
+          <w:rFonts w:ascii="Times New Roman" w:eastAsia="Times New Roman" w:hAnsi="Times New Roman" w:cs="Times New Roman"/>
+          <w:sz w:val="24"/>
+          <w:szCs w:val="24"/>
+          <w:lang w:eastAsia="pt-BR"/>
+        </w:rPr>
+      </w:pPr>
+    </w:p>
+    <w:p>
+      <w:pPr>
+        <w:spacing w:before="100" w:beforeAutospacing="1" w:after="100" w:afterAutospacing="1" w:line="240" w:lineRule="auto"/>
+        <w:rPr>
+          <w:rFonts w:ascii="Times New Roman" w:eastAsia="Times New Roman" w:hAnsi="Times New Roman" w:cs="Times New Roman"/>
+          <w:sz w:val="24"/>
+          <w:szCs w:val="24"/>
+          <w:lang w:eastAsia="pt-BR"/>
+        </w:rPr>
+      </w:pPr>
+    </w:p>
+    <w:p>
+      <w:pPr>
+        <w:spacing w:before="100" w:beforeAutospacing="1" w:after="100" w:afterAutospacing="1" w:line="240" w:lineRule="auto"/>
+        <w:rPr>
+          <w:rFonts w:ascii="Times New Roman" w:eastAsia="Times New Roman" w:hAnsi="Times New Roman" w:cs="Times New Roman"/>
+          <w:sz w:val="24"/>
+          <w:szCs w:val="24"/>
+          <w:lang w:eastAsia="pt-BR"/>
+        </w:rPr>
+      </w:pPr>
+    </w:p>
+    <w:p>
+      <w:pPr>
+        <w:spacing w:before="100" w:beforeAutospacing="1" w:after="100" w:afterAutospacing="1" w:line="240" w:lineRule="auto"/>
+        <w:rPr>
+          <w:rFonts w:ascii="Times New Roman" w:eastAsia="Times New Roman" w:hAnsi="Times New Roman" w:cs="Times New Roman"/>
+          <w:sz w:val="24"/>
+          <w:szCs w:val="24"/>
+          <w:lang w:eastAsia="pt-BR"/>
+        </w:rPr>
+      </w:pPr>
+    </w:p>
+    <w:p>
+      <w:pPr>
+        <w:spacing w:before="100" w:beforeAutospacing="1" w:after="100" w:afterAutospacing="1" w:line="240" w:lineRule="auto"/>
+        <w:rPr>
+          <w:rFonts w:ascii="Times New Roman" w:eastAsia="Times New Roman" w:hAnsi="Times New Roman" w:cs="Times New Roman"/>
+          <w:sz w:val="24"/>
+          <w:szCs w:val="24"/>
+          <w:lang w:eastAsia="pt-BR"/>
+        </w:rPr>
+      </w:pPr>
+      <w:r>
+        <w:rPr>
+          <w:rFonts w:ascii="Times New Roman" w:eastAsia="Times New Roman" w:hAnsi="Times New Roman" w:cs="Times New Roman"/>
+          <w:sz w:val="24"/>
+          <w:szCs w:val="24"/>
+          <w:lang w:eastAsia="pt-BR"/>
+        </w:rPr>
+        <w:lastRenderedPageBreak/>
+        <w:t>Fluxo da automação</w:t>
+      </w:r>
+    </w:p>
+    <w:p>
+      <w:pPr>
+        <w:spacing w:before="100" w:beforeAutospacing="1" w:after="100" w:afterAutospacing="1" w:line="240" w:lineRule="auto"/>
+        <w:rPr>
+          <w:rFonts w:ascii="Times New Roman" w:eastAsia="Times New Roman" w:hAnsi="Times New Roman" w:cs="Times New Roman"/>
+          <w:sz w:val="24"/>
+          <w:szCs w:val="24"/>
+          <w:lang w:eastAsia="pt-BR"/>
+        </w:rPr>
+      </w:pPr>
       <w:r>
         <w:rPr>
           <w:rFonts w:ascii="Times New Roman" w:eastAsia="Times New Roman" w:hAnsi="Times New Roman" w:cs="Times New Roman"/>
@@ -1945,16 +2197,16 @@
           <w:lang w:eastAsia="pt-BR"/>
         </w:rPr>
         <w:drawing>
-          <wp:anchor distT="0" distB="0" distL="114300" distR="114300" simplePos="0" relativeHeight="251658240" behindDoc="1" locked="0" layoutInCell="1" allowOverlap="1" wp14:anchorId="39DEEA17" wp14:editId="37C74701">
+          <wp:anchor distT="0" distB="0" distL="114300" distR="114300" simplePos="0" relativeHeight="251658240" behindDoc="1" locked="0" layoutInCell="1" allowOverlap="1" wp14:anchorId="505FBAAA" wp14:editId="0388DB8F">
             <wp:simplePos x="0" y="0"/>
             <wp:positionH relativeFrom="column">
-              <wp:posOffset>866841</wp:posOffset>
+              <wp:posOffset>191770</wp:posOffset>
             </wp:positionH>
             <wp:positionV relativeFrom="paragraph">
-              <wp:posOffset>218440</wp:posOffset>
+              <wp:posOffset>320675</wp:posOffset>
             </wp:positionV>
-            <wp:extent cx="4288220" cy="7300624"/>
-            <wp:effectExtent l="0" t="0" r="0" b="0"/>
+            <wp:extent cx="5919470" cy="8734425"/>
+            <wp:effectExtent l="0" t="0" r="5080" b="9525"/>
             <wp:wrapNone/>
             <wp:docPr id="1" name="Imagem 1"/>
             <wp:cNvGraphicFramePr>
@@ -1968,7 +2220,7 @@
                     <pic:cNvPicPr/>
                   </pic:nvPicPr>
                   <pic:blipFill>
-                    <a:blip r:embed="rId6">
+                    <a:blip r:embed="rId7">
                       <a:extLst>
                         <a:ext uri="{28A0092B-C50C-407E-A947-70E740481C1C}">
                           <a14:useLocalDpi xmlns:a14="http://schemas.microsoft.com/office/drawing/2010/main" val="0"/>
@@ -1982,7 +2234,7 @@
                   <pic:spPr>
                     <a:xfrm>
                       <a:off x="0" y="0"/>
-                      <a:ext cx="4288220" cy="7300624"/>
+                      <a:ext cx="5919470" cy="8734425"/>
                     </a:xfrm>
                     <a:prstGeom prst="rect">
                       <a:avLst/>
@@ -2000,17 +2252,6 @@
           </wp:anchor>
         </w:drawing>
       </w:r>
-    </w:p>
-    <w:p>
-      <w:pPr>
-        <w:spacing w:before="100" w:beforeAutospacing="1" w:after="100" w:afterAutospacing="1" w:line="240" w:lineRule="auto"/>
-        <w:rPr>
-          <w:rFonts w:ascii="Times New Roman" w:eastAsia="Times New Roman" w:hAnsi="Times New Roman" w:cs="Times New Roman"/>
-          <w:sz w:val="24"/>
-          <w:szCs w:val="24"/>
-          <w:lang w:eastAsia="pt-BR"/>
-        </w:rPr>
-      </w:pPr>
     </w:p>
     <w:p>
       <w:pPr>
@@ -4738,4 +4979,16 @@
   <a:objectDefaults/>
   <a:extraClrSchemeLst/>
 </a:theme>
+</file>
+
+<file path=customXml/item1.xml><?xml version="1.0" encoding="utf-8"?>
+<b:Sources xmlns:b="http://schemas.openxmlformats.org/officeDocument/2006/bibliography" xmlns="http://schemas.openxmlformats.org/officeDocument/2006/bibliography" SelectedStyle="\APA.XSL" StyleName="APA"/>
+</file>
+
+<file path=customXml/itemProps1.xml><?xml version="1.0" encoding="utf-8"?>
+<ds:datastoreItem xmlns:ds="http://schemas.openxmlformats.org/officeDocument/2006/customXml" ds:itemID="{422A193B-A044-4D70-B64E-4E4496A2AADD}">
+  <ds:schemaRefs>
+    <ds:schemaRef ds:uri="http://schemas.openxmlformats.org/officeDocument/2006/bibliography"/>
+  </ds:schemaRefs>
+</ds:datastoreItem>
 </file>
--- a/O que o Sistema  faz.docx
+++ b/O que o Sistema  faz.docx
@@ -2001,8 +2001,6 @@
           <w:lang w:eastAsia="pt-BR"/>
         </w:rPr>
       </w:pPr>
-      <w:bookmarkStart w:id="0" w:name="_GoBack"/>
-      <w:bookmarkEnd w:id="0"/>
     </w:p>
     <w:p>
       <w:pPr>
@@ -2192,12 +2190,13 @@
       <w:r>
         <w:rPr>
           <w:rFonts w:ascii="Times New Roman" w:eastAsia="Times New Roman" w:hAnsi="Times New Roman" w:cs="Times New Roman"/>
+          <w:noProof/>
           <w:sz w:val="24"/>
           <w:szCs w:val="24"/>
           <w:lang w:eastAsia="pt-BR"/>
         </w:rPr>
         <w:drawing>
-          <wp:anchor distT="0" distB="0" distL="114300" distR="114300" simplePos="0" relativeHeight="251658240" behindDoc="1" locked="0" layoutInCell="1" allowOverlap="1" wp14:anchorId="505FBAAA" wp14:editId="0388DB8F">
+          <wp:anchor distT="0" distB="0" distL="114300" distR="114300" simplePos="0" relativeHeight="251658240" behindDoc="1" locked="0" layoutInCell="1" allowOverlap="1" wp14:anchorId="454BA926" wp14:editId="02A4F0CC">
             <wp:simplePos x="0" y="0"/>
             <wp:positionH relativeFrom="column">
               <wp:posOffset>191770</wp:posOffset>
@@ -2428,6 +2427,1403 @@
           <w:lang w:eastAsia="pt-BR"/>
         </w:rPr>
       </w:pPr>
+    </w:p>
+    <w:p>
+      <w:pPr>
+        <w:spacing w:before="100" w:beforeAutospacing="1" w:after="100" w:afterAutospacing="1" w:line="240" w:lineRule="auto"/>
+        <w:rPr>
+          <w:rFonts w:ascii="Times New Roman" w:eastAsia="Times New Roman" w:hAnsi="Times New Roman" w:cs="Times New Roman"/>
+          <w:sz w:val="24"/>
+          <w:szCs w:val="24"/>
+          <w:lang w:eastAsia="pt-BR"/>
+        </w:rPr>
+      </w:pPr>
+    </w:p>
+    <w:p>
+      <w:pPr>
+        <w:spacing w:before="100" w:beforeAutospacing="1" w:after="100" w:afterAutospacing="1" w:line="240" w:lineRule="auto"/>
+        <w:rPr>
+          <w:rFonts w:ascii="Times New Roman" w:eastAsia="Times New Roman" w:hAnsi="Times New Roman" w:cs="Times New Roman"/>
+          <w:sz w:val="24"/>
+          <w:szCs w:val="24"/>
+          <w:lang w:eastAsia="pt-BR"/>
+        </w:rPr>
+      </w:pPr>
+    </w:p>
+    <w:p>
+      <w:pPr>
+        <w:spacing w:before="100" w:beforeAutospacing="1" w:after="100" w:afterAutospacing="1" w:line="240" w:lineRule="auto"/>
+        <w:rPr>
+          <w:rFonts w:ascii="Times New Roman" w:eastAsia="Times New Roman" w:hAnsi="Times New Roman" w:cs="Times New Roman"/>
+          <w:sz w:val="24"/>
+          <w:szCs w:val="24"/>
+          <w:lang w:eastAsia="pt-BR"/>
+        </w:rPr>
+      </w:pPr>
+    </w:p>
+    <w:p>
+      <w:pPr>
+        <w:spacing w:before="100" w:beforeAutospacing="1" w:after="100" w:afterAutospacing="1" w:line="240" w:lineRule="auto"/>
+        <w:rPr>
+          <w:rFonts w:ascii="Times New Roman" w:eastAsia="Times New Roman" w:hAnsi="Times New Roman" w:cs="Times New Roman"/>
+          <w:sz w:val="24"/>
+          <w:szCs w:val="24"/>
+          <w:lang w:eastAsia="pt-BR"/>
+        </w:rPr>
+      </w:pPr>
+    </w:p>
+    <w:p>
+      <w:pPr>
+        <w:spacing w:before="100" w:beforeAutospacing="1" w:after="100" w:afterAutospacing="1" w:line="240" w:lineRule="auto"/>
+        <w:rPr>
+          <w:rFonts w:ascii="Times New Roman" w:eastAsia="Times New Roman" w:hAnsi="Times New Roman" w:cs="Times New Roman"/>
+          <w:sz w:val="24"/>
+          <w:szCs w:val="24"/>
+          <w:lang w:eastAsia="pt-BR"/>
+        </w:rPr>
+      </w:pPr>
+    </w:p>
+    <w:p>
+      <w:pPr>
+        <w:spacing w:before="100" w:beforeAutospacing="1" w:after="100" w:afterAutospacing="1" w:line="240" w:lineRule="auto"/>
+        <w:rPr>
+          <w:rFonts w:ascii="Times New Roman" w:eastAsia="Times New Roman" w:hAnsi="Times New Roman" w:cs="Times New Roman"/>
+          <w:sz w:val="24"/>
+          <w:szCs w:val="24"/>
+          <w:lang w:eastAsia="pt-BR"/>
+        </w:rPr>
+      </w:pPr>
+    </w:p>
+    <w:p>
+      <w:pPr>
+        <w:spacing w:before="100" w:beforeAutospacing="1" w:after="100" w:afterAutospacing="1" w:line="240" w:lineRule="auto"/>
+        <w:rPr>
+          <w:rFonts w:ascii="Times New Roman" w:eastAsia="Times New Roman" w:hAnsi="Times New Roman" w:cs="Times New Roman"/>
+          <w:sz w:val="24"/>
+          <w:szCs w:val="24"/>
+          <w:lang w:eastAsia="pt-BR"/>
+        </w:rPr>
+      </w:pPr>
+    </w:p>
+    <w:p>
+      <w:pPr>
+        <w:spacing w:before="100" w:beforeAutospacing="1" w:after="100" w:afterAutospacing="1" w:line="240" w:lineRule="auto"/>
+        <w:rPr>
+          <w:rFonts w:ascii="Times New Roman" w:eastAsia="Times New Roman" w:hAnsi="Times New Roman" w:cs="Times New Roman"/>
+          <w:sz w:val="24"/>
+          <w:szCs w:val="24"/>
+          <w:lang w:eastAsia="pt-BR"/>
+        </w:rPr>
+      </w:pPr>
+    </w:p>
+    <w:p>
+      <w:pPr>
+        <w:spacing w:before="100" w:beforeAutospacing="1" w:after="100" w:afterAutospacing="1" w:line="240" w:lineRule="auto"/>
+        <w:rPr>
+          <w:rFonts w:ascii="Times New Roman" w:eastAsia="Times New Roman" w:hAnsi="Times New Roman" w:cs="Times New Roman"/>
+          <w:sz w:val="24"/>
+          <w:szCs w:val="24"/>
+          <w:lang w:eastAsia="pt-BR"/>
+        </w:rPr>
+      </w:pPr>
+    </w:p>
+    <w:p>
+      <w:pPr>
+        <w:spacing w:before="100" w:beforeAutospacing="1" w:after="100" w:afterAutospacing="1" w:line="240" w:lineRule="auto"/>
+        <w:rPr>
+          <w:rFonts w:ascii="Times New Roman" w:eastAsia="Times New Roman" w:hAnsi="Times New Roman" w:cs="Times New Roman"/>
+          <w:sz w:val="24"/>
+          <w:szCs w:val="24"/>
+          <w:lang w:eastAsia="pt-BR"/>
+        </w:rPr>
+      </w:pPr>
+    </w:p>
+    <w:p>
+      <w:pPr>
+        <w:spacing w:before="100" w:beforeAutospacing="1" w:after="100" w:afterAutospacing="1" w:line="240" w:lineRule="auto"/>
+        <w:rPr>
+          <w:rFonts w:ascii="Times New Roman" w:eastAsia="Times New Roman" w:hAnsi="Times New Roman" w:cs="Times New Roman"/>
+          <w:sz w:val="24"/>
+          <w:szCs w:val="24"/>
+          <w:lang w:eastAsia="pt-BR"/>
+        </w:rPr>
+      </w:pPr>
+      <w:r>
+        <w:rPr>
+          <w:rFonts w:ascii="Times New Roman" w:eastAsia="Times New Roman" w:hAnsi="Times New Roman" w:cs="Times New Roman"/>
+          <w:sz w:val="24"/>
+          <w:szCs w:val="24"/>
+          <w:lang w:eastAsia="pt-BR"/>
+        </w:rPr>
+        <w:lastRenderedPageBreak/>
+        <w:t>Tabelas auxiliares são tabelas que traduzem os campos que serão criados</w:t>
+      </w:r>
+    </w:p>
+    <w:p>
+      <w:pPr>
+        <w:spacing w:before="100" w:beforeAutospacing="1" w:after="100" w:afterAutospacing="1" w:line="240" w:lineRule="auto"/>
+        <w:rPr>
+          <w:rFonts w:ascii="Times New Roman" w:eastAsia="Times New Roman" w:hAnsi="Times New Roman" w:cs="Times New Roman"/>
+          <w:sz w:val="24"/>
+          <w:szCs w:val="24"/>
+          <w:lang w:eastAsia="pt-BR"/>
+        </w:rPr>
+      </w:pPr>
+      <w:proofErr w:type="spellStart"/>
+      <w:r>
+        <w:rPr>
+          <w:rFonts w:ascii="Times New Roman" w:eastAsia="Times New Roman" w:hAnsi="Times New Roman" w:cs="Times New Roman"/>
+          <w:sz w:val="24"/>
+          <w:szCs w:val="24"/>
+          <w:lang w:eastAsia="pt-BR"/>
+        </w:rPr>
+        <w:t>Ex</w:t>
+      </w:r>
+      <w:proofErr w:type="spellEnd"/>
+      <w:r>
+        <w:rPr>
+          <w:rFonts w:ascii="Times New Roman" w:eastAsia="Times New Roman" w:hAnsi="Times New Roman" w:cs="Times New Roman"/>
+          <w:sz w:val="24"/>
+          <w:szCs w:val="24"/>
+          <w:lang w:eastAsia="pt-BR"/>
+        </w:rPr>
+        <w:t xml:space="preserve">: Estado Civil a fita espelho traz somente o código do estado civil e esse </w:t>
+      </w:r>
+      <w:proofErr w:type="spellStart"/>
+      <w:r>
+        <w:rPr>
+          <w:rFonts w:ascii="Times New Roman" w:eastAsia="Times New Roman" w:hAnsi="Times New Roman" w:cs="Times New Roman"/>
+          <w:sz w:val="24"/>
+          <w:szCs w:val="24"/>
+          <w:lang w:eastAsia="pt-BR"/>
+        </w:rPr>
+        <w:t>cod</w:t>
+      </w:r>
+      <w:proofErr w:type="spellEnd"/>
+      <w:r>
+        <w:rPr>
+          <w:rFonts w:ascii="Times New Roman" w:eastAsia="Times New Roman" w:hAnsi="Times New Roman" w:cs="Times New Roman"/>
+          <w:sz w:val="24"/>
+          <w:szCs w:val="24"/>
+          <w:lang w:eastAsia="pt-BR"/>
+        </w:rPr>
+        <w:t xml:space="preserve"> precisa da tabela auxiliar que traz a tradução daquele </w:t>
+      </w:r>
+      <w:proofErr w:type="spellStart"/>
+      <w:r>
+        <w:rPr>
+          <w:rFonts w:ascii="Times New Roman" w:eastAsia="Times New Roman" w:hAnsi="Times New Roman" w:cs="Times New Roman"/>
+          <w:sz w:val="24"/>
+          <w:szCs w:val="24"/>
+          <w:lang w:eastAsia="pt-BR"/>
+        </w:rPr>
+        <w:t>cod</w:t>
+      </w:r>
+      <w:proofErr w:type="spellEnd"/>
+      <w:r>
+        <w:rPr>
+          <w:rFonts w:ascii="Times New Roman" w:eastAsia="Times New Roman" w:hAnsi="Times New Roman" w:cs="Times New Roman"/>
+          <w:sz w:val="24"/>
+          <w:szCs w:val="24"/>
+          <w:lang w:eastAsia="pt-BR"/>
+        </w:rPr>
+        <w:t>.</w:t>
+      </w:r>
+    </w:p>
+    <w:p>
+      <w:pPr>
+        <w:spacing w:before="100" w:beforeAutospacing="1" w:after="100" w:afterAutospacing="1" w:line="240" w:lineRule="auto"/>
+        <w:rPr>
+          <w:rFonts w:ascii="Times New Roman" w:eastAsia="Times New Roman" w:hAnsi="Times New Roman" w:cs="Times New Roman"/>
+          <w:sz w:val="24"/>
+          <w:szCs w:val="24"/>
+          <w:lang w:eastAsia="pt-BR"/>
+        </w:rPr>
+      </w:pPr>
+      <w:proofErr w:type="spellStart"/>
+      <w:proofErr w:type="gramStart"/>
+      <w:r>
+        <w:rPr>
+          <w:rFonts w:ascii="Times New Roman" w:eastAsia="Times New Roman" w:hAnsi="Times New Roman" w:cs="Times New Roman"/>
+          <w:sz w:val="24"/>
+          <w:szCs w:val="24"/>
+          <w:lang w:eastAsia="pt-BR"/>
+        </w:rPr>
+        <w:t>CodEstadoCiv</w:t>
+      </w:r>
+      <w:proofErr w:type="spellEnd"/>
+      <w:proofErr w:type="gramEnd"/>
+      <w:r>
+        <w:rPr>
+          <w:rFonts w:ascii="Times New Roman" w:eastAsia="Times New Roman" w:hAnsi="Times New Roman" w:cs="Times New Roman"/>
+          <w:sz w:val="24"/>
+          <w:szCs w:val="24"/>
+          <w:lang w:eastAsia="pt-BR"/>
+        </w:rPr>
+        <w:t xml:space="preserve"> = (161,162) significa que na fita espelho o código do estado civil esta na posição 161 da linha e </w:t>
+      </w:r>
+      <w:proofErr w:type="spellStart"/>
+      <w:r>
+        <w:rPr>
+          <w:rFonts w:ascii="Times New Roman" w:eastAsia="Times New Roman" w:hAnsi="Times New Roman" w:cs="Times New Roman"/>
+          <w:sz w:val="24"/>
+          <w:szCs w:val="24"/>
+          <w:lang w:eastAsia="pt-BR"/>
+        </w:rPr>
+        <w:t>e</w:t>
+      </w:r>
+      <w:proofErr w:type="spellEnd"/>
+      <w:r>
+        <w:rPr>
+          <w:rFonts w:ascii="Times New Roman" w:eastAsia="Times New Roman" w:hAnsi="Times New Roman" w:cs="Times New Roman"/>
+          <w:sz w:val="24"/>
+          <w:szCs w:val="24"/>
+          <w:lang w:eastAsia="pt-BR"/>
+        </w:rPr>
+        <w:t xml:space="preserve"> composto de somete 1 caractere esse </w:t>
+      </w:r>
+      <w:proofErr w:type="spellStart"/>
+      <w:r>
+        <w:rPr>
+          <w:rFonts w:ascii="Times New Roman" w:eastAsia="Times New Roman" w:hAnsi="Times New Roman" w:cs="Times New Roman"/>
+          <w:sz w:val="24"/>
+          <w:szCs w:val="24"/>
+          <w:lang w:eastAsia="pt-BR"/>
+        </w:rPr>
+        <w:t>cod</w:t>
+      </w:r>
+      <w:proofErr w:type="spellEnd"/>
+      <w:r>
+        <w:rPr>
+          <w:rFonts w:ascii="Times New Roman" w:eastAsia="Times New Roman" w:hAnsi="Times New Roman" w:cs="Times New Roman"/>
+          <w:sz w:val="24"/>
+          <w:szCs w:val="24"/>
+          <w:lang w:eastAsia="pt-BR"/>
+        </w:rPr>
+        <w:t xml:space="preserve"> são: de 1 a 5</w:t>
+      </w:r>
+    </w:p>
+    <w:p>
+      <w:pPr>
+        <w:spacing w:before="100" w:beforeAutospacing="1" w:after="100" w:afterAutospacing="1" w:line="240" w:lineRule="auto"/>
+        <w:rPr>
+          <w:rFonts w:ascii="Times New Roman" w:eastAsia="Times New Roman" w:hAnsi="Times New Roman" w:cs="Times New Roman"/>
+          <w:sz w:val="24"/>
+          <w:szCs w:val="24"/>
+          <w:lang w:eastAsia="pt-BR"/>
+        </w:rPr>
+      </w:pPr>
+      <w:r>
+        <w:rPr>
+          <w:rFonts w:ascii="Times New Roman" w:eastAsia="Times New Roman" w:hAnsi="Times New Roman" w:cs="Times New Roman"/>
+          <w:sz w:val="24"/>
+          <w:szCs w:val="24"/>
+          <w:lang w:eastAsia="pt-BR"/>
+        </w:rPr>
+        <w:t>Então usamos a tabela auxiliar q</w:t>
+      </w:r>
+      <w:r>
+        <w:rPr>
+          <w:rFonts w:ascii="Times New Roman" w:eastAsia="Times New Roman" w:hAnsi="Times New Roman" w:cs="Times New Roman"/>
+          <w:sz w:val="24"/>
+          <w:szCs w:val="24"/>
+          <w:lang w:eastAsia="pt-BR"/>
+        </w:rPr>
+        <w:t>ue</w:t>
+      </w:r>
+      <w:r>
+        <w:rPr>
+          <w:rFonts w:ascii="Times New Roman" w:eastAsia="Times New Roman" w:hAnsi="Times New Roman" w:cs="Times New Roman"/>
+          <w:sz w:val="24"/>
+          <w:szCs w:val="24"/>
+          <w:lang w:eastAsia="pt-BR"/>
+        </w:rPr>
+        <w:t xml:space="preserve"> contem a tradução de cada </w:t>
+      </w:r>
+      <w:proofErr w:type="spellStart"/>
+      <w:r>
+        <w:rPr>
+          <w:rFonts w:ascii="Times New Roman" w:eastAsia="Times New Roman" w:hAnsi="Times New Roman" w:cs="Times New Roman"/>
+          <w:sz w:val="24"/>
+          <w:szCs w:val="24"/>
+          <w:lang w:eastAsia="pt-BR"/>
+        </w:rPr>
+        <w:t>cod</w:t>
+      </w:r>
+      <w:proofErr w:type="spellEnd"/>
+      <w:r>
+        <w:rPr>
+          <w:rFonts w:ascii="Times New Roman" w:eastAsia="Times New Roman" w:hAnsi="Times New Roman" w:cs="Times New Roman"/>
+          <w:sz w:val="24"/>
+          <w:szCs w:val="24"/>
+          <w:lang w:eastAsia="pt-BR"/>
+        </w:rPr>
+        <w:t>:</w:t>
+      </w:r>
+    </w:p>
+    <w:p>
+      <w:pPr>
+        <w:rPr>
+          <w:rFonts w:ascii="Times New Roman" w:hAnsi="Times New Roman" w:cs="Times New Roman"/>
+          <w:sz w:val="24"/>
+          <w:szCs w:val="24"/>
+        </w:rPr>
+      </w:pPr>
+      <w:r>
+        <w:rPr>
+          <w:rFonts w:ascii="Times New Roman" w:hAnsi="Times New Roman" w:cs="Times New Roman"/>
+          <w:sz w:val="24"/>
+          <w:szCs w:val="24"/>
+        </w:rPr>
+        <w:t>"</w:t>
+      </w:r>
+      <w:proofErr w:type="spellStart"/>
+      <w:proofErr w:type="gramStart"/>
+      <w:r>
+        <w:rPr>
+          <w:rFonts w:ascii="Times New Roman" w:hAnsi="Times New Roman" w:cs="Times New Roman"/>
+          <w:sz w:val="24"/>
+          <w:szCs w:val="24"/>
+        </w:rPr>
+        <w:t>CodECiv</w:t>
+      </w:r>
+      <w:proofErr w:type="spellEnd"/>
+      <w:proofErr w:type="gramEnd"/>
+      <w:r>
+        <w:rPr>
+          <w:rFonts w:ascii="Times New Roman" w:hAnsi="Times New Roman" w:cs="Times New Roman"/>
+          <w:sz w:val="24"/>
+          <w:szCs w:val="24"/>
+        </w:rPr>
+        <w:t>";"</w:t>
+      </w:r>
+      <w:proofErr w:type="spellStart"/>
+      <w:r>
+        <w:rPr>
+          <w:rFonts w:ascii="Times New Roman" w:hAnsi="Times New Roman" w:cs="Times New Roman"/>
+          <w:sz w:val="24"/>
+          <w:szCs w:val="24"/>
+        </w:rPr>
+        <w:t>DenoECiv</w:t>
+      </w:r>
+      <w:proofErr w:type="spellEnd"/>
+      <w:r>
+        <w:rPr>
+          <w:rFonts w:ascii="Times New Roman" w:hAnsi="Times New Roman" w:cs="Times New Roman"/>
+          <w:sz w:val="24"/>
+          <w:szCs w:val="24"/>
+        </w:rPr>
+        <w:t>"</w:t>
+      </w:r>
+    </w:p>
+    <w:p>
+      <w:pPr>
+        <w:rPr>
+          <w:rFonts w:ascii="Times New Roman" w:hAnsi="Times New Roman" w:cs="Times New Roman"/>
+          <w:sz w:val="24"/>
+          <w:szCs w:val="24"/>
+        </w:rPr>
+      </w:pPr>
+      <w:r>
+        <w:rPr>
+          <w:rFonts w:ascii="Times New Roman" w:hAnsi="Times New Roman" w:cs="Times New Roman"/>
+          <w:sz w:val="24"/>
+          <w:szCs w:val="24"/>
+        </w:rPr>
+        <w:t>"1"</w:t>
+      </w:r>
+      <w:proofErr w:type="gramStart"/>
+      <w:r>
+        <w:rPr>
+          <w:rFonts w:ascii="Times New Roman" w:hAnsi="Times New Roman" w:cs="Times New Roman"/>
+          <w:sz w:val="24"/>
+          <w:szCs w:val="24"/>
+        </w:rPr>
+        <w:t>;</w:t>
+      </w:r>
+      <w:proofErr w:type="gramEnd"/>
+      <w:r>
+        <w:rPr>
+          <w:rFonts w:ascii="Times New Roman" w:hAnsi="Times New Roman" w:cs="Times New Roman"/>
+          <w:sz w:val="24"/>
+          <w:szCs w:val="24"/>
+        </w:rPr>
+        <w:t>"SOLTEIRO"</w:t>
+      </w:r>
+    </w:p>
+    <w:p>
+      <w:pPr>
+        <w:rPr>
+          <w:rFonts w:ascii="Times New Roman" w:hAnsi="Times New Roman" w:cs="Times New Roman"/>
+          <w:sz w:val="24"/>
+          <w:szCs w:val="24"/>
+        </w:rPr>
+      </w:pPr>
+      <w:r>
+        <w:rPr>
+          <w:rFonts w:ascii="Times New Roman" w:hAnsi="Times New Roman" w:cs="Times New Roman"/>
+          <w:sz w:val="24"/>
+          <w:szCs w:val="24"/>
+        </w:rPr>
+        <w:t>"2"</w:t>
+      </w:r>
+      <w:proofErr w:type="gramStart"/>
+      <w:r>
+        <w:rPr>
+          <w:rFonts w:ascii="Times New Roman" w:hAnsi="Times New Roman" w:cs="Times New Roman"/>
+          <w:sz w:val="24"/>
+          <w:szCs w:val="24"/>
+        </w:rPr>
+        <w:t>;</w:t>
+      </w:r>
+      <w:proofErr w:type="gramEnd"/>
+      <w:r>
+        <w:rPr>
+          <w:rFonts w:ascii="Times New Roman" w:hAnsi="Times New Roman" w:cs="Times New Roman"/>
+          <w:sz w:val="24"/>
+          <w:szCs w:val="24"/>
+        </w:rPr>
+        <w:t>"CASADO"</w:t>
+      </w:r>
+    </w:p>
+    <w:p>
+      <w:pPr>
+        <w:rPr>
+          <w:rFonts w:ascii="Times New Roman" w:hAnsi="Times New Roman" w:cs="Times New Roman"/>
+          <w:sz w:val="24"/>
+          <w:szCs w:val="24"/>
+        </w:rPr>
+      </w:pPr>
+      <w:r>
+        <w:rPr>
+          <w:rFonts w:ascii="Times New Roman" w:hAnsi="Times New Roman" w:cs="Times New Roman"/>
+          <w:sz w:val="24"/>
+          <w:szCs w:val="24"/>
+        </w:rPr>
+        <w:t>"3"</w:t>
+      </w:r>
+      <w:proofErr w:type="gramStart"/>
+      <w:r>
+        <w:rPr>
+          <w:rFonts w:ascii="Times New Roman" w:hAnsi="Times New Roman" w:cs="Times New Roman"/>
+          <w:sz w:val="24"/>
+          <w:szCs w:val="24"/>
+        </w:rPr>
+        <w:t>;</w:t>
+      </w:r>
+      <w:proofErr w:type="gramEnd"/>
+      <w:r>
+        <w:rPr>
+          <w:rFonts w:ascii="Times New Roman" w:hAnsi="Times New Roman" w:cs="Times New Roman"/>
+          <w:sz w:val="24"/>
+          <w:szCs w:val="24"/>
+        </w:rPr>
+        <w:t>"SEPARADO JUDICI"</w:t>
+      </w:r>
+    </w:p>
+    <w:p>
+      <w:pPr>
+        <w:rPr>
+          <w:rFonts w:ascii="Times New Roman" w:hAnsi="Times New Roman" w:cs="Times New Roman"/>
+          <w:sz w:val="24"/>
+          <w:szCs w:val="24"/>
+        </w:rPr>
+      </w:pPr>
+      <w:r>
+        <w:rPr>
+          <w:rFonts w:ascii="Times New Roman" w:hAnsi="Times New Roman" w:cs="Times New Roman"/>
+          <w:sz w:val="24"/>
+          <w:szCs w:val="24"/>
+        </w:rPr>
+        <w:t>"4"</w:t>
+      </w:r>
+      <w:proofErr w:type="gramStart"/>
+      <w:r>
+        <w:rPr>
+          <w:rFonts w:ascii="Times New Roman" w:hAnsi="Times New Roman" w:cs="Times New Roman"/>
+          <w:sz w:val="24"/>
+          <w:szCs w:val="24"/>
+        </w:rPr>
+        <w:t>;</w:t>
+      </w:r>
+      <w:proofErr w:type="gramEnd"/>
+      <w:r>
+        <w:rPr>
+          <w:rFonts w:ascii="Times New Roman" w:hAnsi="Times New Roman" w:cs="Times New Roman"/>
+          <w:sz w:val="24"/>
+          <w:szCs w:val="24"/>
+        </w:rPr>
+        <w:t>"DIVORCIADO"</w:t>
+      </w:r>
+    </w:p>
+    <w:p>
+      <w:pPr>
+        <w:rPr>
+          <w:rFonts w:ascii="Times New Roman" w:hAnsi="Times New Roman" w:cs="Times New Roman"/>
+          <w:sz w:val="24"/>
+          <w:szCs w:val="24"/>
+        </w:rPr>
+      </w:pPr>
+      <w:r>
+        <w:rPr>
+          <w:rFonts w:ascii="Times New Roman" w:hAnsi="Times New Roman" w:cs="Times New Roman"/>
+          <w:sz w:val="24"/>
+          <w:szCs w:val="24"/>
+        </w:rPr>
+        <w:t>"5"</w:t>
+      </w:r>
+      <w:proofErr w:type="gramStart"/>
+      <w:r>
+        <w:rPr>
+          <w:rFonts w:ascii="Times New Roman" w:hAnsi="Times New Roman" w:cs="Times New Roman"/>
+          <w:sz w:val="24"/>
+          <w:szCs w:val="24"/>
+        </w:rPr>
+        <w:t>;</w:t>
+      </w:r>
+      <w:proofErr w:type="gramEnd"/>
+      <w:r>
+        <w:rPr>
+          <w:rFonts w:ascii="Times New Roman" w:hAnsi="Times New Roman" w:cs="Times New Roman"/>
+          <w:sz w:val="24"/>
+          <w:szCs w:val="24"/>
+        </w:rPr>
+        <w:t>"VIUVO"</w:t>
+      </w:r>
+    </w:p>
+    <w:p>
+      <w:pPr>
+        <w:rPr>
+          <w:rFonts w:ascii="Times New Roman" w:eastAsia="Times New Roman" w:hAnsi="Times New Roman" w:cs="Times New Roman"/>
+          <w:sz w:val="24"/>
+          <w:szCs w:val="24"/>
+          <w:lang w:eastAsia="pt-BR"/>
+        </w:rPr>
+      </w:pPr>
+      <w:r>
+        <w:rPr>
+          <w:rFonts w:ascii="Times New Roman" w:eastAsia="Times New Roman" w:hAnsi="Times New Roman" w:cs="Times New Roman"/>
+          <w:sz w:val="24"/>
+          <w:szCs w:val="24"/>
+          <w:lang w:eastAsia="pt-BR"/>
+        </w:rPr>
+        <w:t xml:space="preserve">Tabelas </w:t>
+      </w:r>
+      <w:r>
+        <w:rPr>
+          <w:rFonts w:ascii="Times New Roman" w:eastAsia="Times New Roman" w:hAnsi="Times New Roman" w:cs="Times New Roman"/>
+          <w:sz w:val="24"/>
+          <w:szCs w:val="24"/>
+          <w:lang w:eastAsia="pt-BR"/>
+        </w:rPr>
+        <w:t>auxiliares que são utilizadas na automação:</w:t>
+      </w:r>
+    </w:p>
+    <w:p>
+      <w:pPr>
+        <w:spacing w:before="100" w:beforeAutospacing="1" w:after="100" w:afterAutospacing="1" w:line="240" w:lineRule="auto"/>
+        <w:rPr>
+          <w:rFonts w:ascii="Times New Roman" w:eastAsia="Times New Roman" w:hAnsi="Times New Roman" w:cs="Times New Roman"/>
+          <w:sz w:val="24"/>
+          <w:szCs w:val="24"/>
+          <w:lang w:eastAsia="pt-BR"/>
+        </w:rPr>
+      </w:pPr>
+      <w:proofErr w:type="gramStart"/>
+      <w:r>
+        <w:rPr>
+          <w:rFonts w:ascii="Times New Roman" w:eastAsia="Times New Roman" w:hAnsi="Times New Roman" w:cs="Times New Roman"/>
+          <w:sz w:val="24"/>
+          <w:szCs w:val="24"/>
+          <w:lang w:eastAsia="pt-BR"/>
+        </w:rPr>
+        <w:t>Tabela Estado C</w:t>
+      </w:r>
+      <w:r>
+        <w:rPr>
+          <w:rFonts w:ascii="Times New Roman" w:eastAsia="Times New Roman" w:hAnsi="Times New Roman" w:cs="Times New Roman"/>
+          <w:sz w:val="24"/>
+          <w:szCs w:val="24"/>
+          <w:lang w:eastAsia="pt-BR"/>
+        </w:rPr>
+        <w:t>ivil</w:t>
+      </w:r>
+      <w:proofErr w:type="gramEnd"/>
+      <w:r>
+        <w:rPr>
+          <w:rFonts w:ascii="Times New Roman" w:eastAsia="Times New Roman" w:hAnsi="Times New Roman" w:cs="Times New Roman"/>
+          <w:sz w:val="24"/>
+          <w:szCs w:val="24"/>
+          <w:lang w:eastAsia="pt-BR"/>
+        </w:rPr>
+        <w:t>:</w:t>
+      </w:r>
+    </w:p>
+    <w:p>
+      <w:pPr>
+        <w:spacing w:before="100" w:beforeAutospacing="1" w:after="100" w:afterAutospacing="1" w:line="240" w:lineRule="auto"/>
+        <w:rPr>
+          <w:rFonts w:ascii="Times New Roman" w:eastAsia="Times New Roman" w:hAnsi="Times New Roman" w:cs="Times New Roman"/>
+          <w:sz w:val="24"/>
+          <w:szCs w:val="24"/>
+          <w:lang w:eastAsia="pt-BR"/>
+        </w:rPr>
+      </w:pPr>
+      <w:r>
+        <w:rPr>
+          <w:rFonts w:ascii="Times New Roman" w:eastAsia="Times New Roman" w:hAnsi="Times New Roman" w:cs="Times New Roman"/>
+          <w:sz w:val="24"/>
+          <w:szCs w:val="24"/>
+          <w:lang w:eastAsia="pt-BR"/>
+        </w:rPr>
+        <w:t xml:space="preserve">Com ela é criado o campo </w:t>
+      </w:r>
+      <w:proofErr w:type="spellStart"/>
+      <w:proofErr w:type="gramStart"/>
+      <w:r>
+        <w:rPr>
+          <w:rFonts w:ascii="Times New Roman" w:eastAsia="Times New Roman" w:hAnsi="Times New Roman" w:cs="Times New Roman"/>
+          <w:sz w:val="24"/>
+          <w:szCs w:val="24"/>
+          <w:lang w:eastAsia="pt-BR"/>
+        </w:rPr>
+        <w:t>EstadoCiv</w:t>
+      </w:r>
+      <w:proofErr w:type="spellEnd"/>
+      <w:proofErr w:type="gramEnd"/>
+    </w:p>
+    <w:p>
+      <w:pPr>
+        <w:spacing w:before="100" w:beforeAutospacing="1" w:after="100" w:afterAutospacing="1" w:line="240" w:lineRule="auto"/>
+        <w:rPr>
+          <w:rFonts w:ascii="Times New Roman" w:eastAsia="Times New Roman" w:hAnsi="Times New Roman" w:cs="Times New Roman"/>
+          <w:sz w:val="24"/>
+          <w:szCs w:val="24"/>
+          <w:lang w:eastAsia="pt-BR"/>
+        </w:rPr>
+      </w:pPr>
+      <w:r>
+        <w:rPr>
+          <w:rFonts w:ascii="Times New Roman" w:eastAsia="Times New Roman" w:hAnsi="Times New Roman" w:cs="Times New Roman"/>
+          <w:sz w:val="24"/>
+          <w:szCs w:val="24"/>
+          <w:lang w:eastAsia="pt-BR"/>
+        </w:rPr>
+        <w:t xml:space="preserve"> </w:t>
+      </w:r>
+    </w:p>
+    <w:p>
+      <w:pPr>
+        <w:spacing w:before="100" w:beforeAutospacing="1" w:after="100" w:afterAutospacing="1" w:line="240" w:lineRule="auto"/>
+        <w:rPr>
+          <w:rFonts w:ascii="Times New Roman" w:eastAsia="Times New Roman" w:hAnsi="Times New Roman" w:cs="Times New Roman"/>
+          <w:sz w:val="24"/>
+          <w:szCs w:val="24"/>
+          <w:lang w:eastAsia="pt-BR"/>
+        </w:rPr>
+      </w:pPr>
+      <w:r>
+        <w:rPr>
+          <w:rFonts w:ascii="Times New Roman" w:eastAsia="Times New Roman" w:hAnsi="Times New Roman" w:cs="Times New Roman"/>
+          <w:sz w:val="24"/>
+          <w:szCs w:val="24"/>
+          <w:lang w:eastAsia="pt-BR"/>
+        </w:rPr>
+        <w:t xml:space="preserve">Tabela Pais </w:t>
+      </w:r>
+    </w:p>
+    <w:p>
+      <w:pPr>
+        <w:spacing w:before="100" w:beforeAutospacing="1" w:after="100" w:afterAutospacing="1" w:line="240" w:lineRule="auto"/>
+        <w:rPr>
+          <w:rFonts w:ascii="Times New Roman" w:eastAsia="Times New Roman" w:hAnsi="Times New Roman" w:cs="Times New Roman"/>
+          <w:sz w:val="24"/>
+          <w:szCs w:val="24"/>
+          <w:lang w:eastAsia="pt-BR"/>
+        </w:rPr>
+      </w:pPr>
+      <w:r>
+        <w:rPr>
+          <w:rFonts w:ascii="Times New Roman" w:eastAsia="Times New Roman" w:hAnsi="Times New Roman" w:cs="Times New Roman"/>
+          <w:sz w:val="24"/>
+          <w:szCs w:val="24"/>
+          <w:lang w:eastAsia="pt-BR"/>
+        </w:rPr>
+        <w:t xml:space="preserve">Tabela Cargo </w:t>
+      </w:r>
+    </w:p>
+    <w:p>
+      <w:pPr>
+        <w:spacing w:before="100" w:beforeAutospacing="1" w:after="100" w:afterAutospacing="1" w:line="240" w:lineRule="auto"/>
+        <w:rPr>
+          <w:rFonts w:ascii="Times New Roman" w:eastAsia="Times New Roman" w:hAnsi="Times New Roman" w:cs="Times New Roman"/>
+          <w:sz w:val="24"/>
+          <w:szCs w:val="24"/>
+          <w:lang w:eastAsia="pt-BR"/>
+        </w:rPr>
+      </w:pPr>
+      <w:r>
+        <w:rPr>
+          <w:rFonts w:ascii="Times New Roman" w:eastAsia="Times New Roman" w:hAnsi="Times New Roman" w:cs="Times New Roman"/>
+          <w:sz w:val="24"/>
+          <w:szCs w:val="24"/>
+          <w:lang w:eastAsia="pt-BR"/>
+        </w:rPr>
+        <w:t xml:space="preserve">Tabela </w:t>
+      </w:r>
+      <w:r>
+        <w:rPr>
+          <w:rFonts w:ascii="Times New Roman" w:eastAsia="Times New Roman" w:hAnsi="Times New Roman" w:cs="Times New Roman"/>
+          <w:sz w:val="24"/>
+          <w:szCs w:val="24"/>
+          <w:lang w:eastAsia="pt-BR"/>
+        </w:rPr>
+        <w:t>Situação</w:t>
+      </w:r>
+      <w:r>
+        <w:rPr>
+          <w:rFonts w:ascii="Times New Roman" w:eastAsia="Times New Roman" w:hAnsi="Times New Roman" w:cs="Times New Roman"/>
+          <w:sz w:val="24"/>
+          <w:szCs w:val="24"/>
+          <w:lang w:eastAsia="pt-BR"/>
+        </w:rPr>
+        <w:t xml:space="preserve"> </w:t>
+      </w:r>
+    </w:p>
+    <w:p>
+      <w:pPr>
+        <w:spacing w:before="100" w:beforeAutospacing="1" w:after="100" w:afterAutospacing="1" w:line="240" w:lineRule="auto"/>
+        <w:rPr>
+          <w:rFonts w:ascii="Times New Roman" w:eastAsia="Times New Roman" w:hAnsi="Times New Roman" w:cs="Times New Roman"/>
+          <w:sz w:val="24"/>
+          <w:szCs w:val="24"/>
+          <w:lang w:eastAsia="pt-BR"/>
+        </w:rPr>
+      </w:pPr>
+      <w:r>
+        <w:rPr>
+          <w:rFonts w:ascii="Times New Roman" w:eastAsia="Times New Roman" w:hAnsi="Times New Roman" w:cs="Times New Roman"/>
+          <w:sz w:val="24"/>
+          <w:szCs w:val="24"/>
+          <w:lang w:eastAsia="pt-BR"/>
+        </w:rPr>
+        <w:t xml:space="preserve">Tabela Atividade </w:t>
+      </w:r>
+    </w:p>
+    <w:p>
+      <w:pPr>
+        <w:spacing w:before="100" w:beforeAutospacing="1" w:after="100" w:afterAutospacing="1" w:line="240" w:lineRule="auto"/>
+        <w:rPr>
+          <w:rFonts w:ascii="Times New Roman" w:eastAsia="Times New Roman" w:hAnsi="Times New Roman" w:cs="Times New Roman"/>
+          <w:sz w:val="24"/>
+          <w:szCs w:val="24"/>
+          <w:lang w:eastAsia="pt-BR"/>
+        </w:rPr>
+      </w:pPr>
+      <w:r>
+        <w:rPr>
+          <w:rFonts w:ascii="Times New Roman" w:eastAsia="Times New Roman" w:hAnsi="Times New Roman" w:cs="Times New Roman"/>
+          <w:sz w:val="24"/>
+          <w:szCs w:val="24"/>
+          <w:lang w:eastAsia="pt-BR"/>
+        </w:rPr>
+        <w:t xml:space="preserve">Tabela Classe </w:t>
+      </w:r>
+    </w:p>
+    <w:p>
+      <w:pPr>
+        <w:spacing w:before="100" w:beforeAutospacing="1" w:after="100" w:afterAutospacing="1" w:line="240" w:lineRule="auto"/>
+        <w:rPr>
+          <w:rFonts w:ascii="Times New Roman" w:eastAsia="Times New Roman" w:hAnsi="Times New Roman" w:cs="Times New Roman"/>
+          <w:sz w:val="24"/>
+          <w:szCs w:val="24"/>
+          <w:lang w:eastAsia="pt-BR"/>
+        </w:rPr>
+      </w:pPr>
+      <w:r>
+        <w:rPr>
+          <w:rFonts w:ascii="Times New Roman" w:eastAsia="Times New Roman" w:hAnsi="Times New Roman" w:cs="Times New Roman"/>
+          <w:sz w:val="24"/>
+          <w:szCs w:val="24"/>
+          <w:lang w:eastAsia="pt-BR"/>
+        </w:rPr>
+        <w:t xml:space="preserve">Tabela Escolaridade </w:t>
+      </w:r>
+    </w:p>
+    <w:p>
+      <w:pPr>
+        <w:spacing w:before="100" w:beforeAutospacing="1" w:after="100" w:afterAutospacing="1" w:line="240" w:lineRule="auto"/>
+        <w:rPr>
+          <w:rFonts w:ascii="Times New Roman" w:eastAsia="Times New Roman" w:hAnsi="Times New Roman" w:cs="Times New Roman"/>
+          <w:sz w:val="24"/>
+          <w:szCs w:val="24"/>
+          <w:lang w:eastAsia="pt-BR"/>
+        </w:rPr>
+      </w:pPr>
+      <w:r>
+        <w:rPr>
+          <w:rFonts w:ascii="Times New Roman" w:eastAsia="Times New Roman" w:hAnsi="Times New Roman" w:cs="Times New Roman"/>
+          <w:sz w:val="24"/>
+          <w:szCs w:val="24"/>
+          <w:lang w:eastAsia="pt-BR"/>
+        </w:rPr>
+        <w:t xml:space="preserve">Tabela </w:t>
+      </w:r>
+      <w:r>
+        <w:rPr>
+          <w:rFonts w:ascii="Times New Roman" w:eastAsia="Times New Roman" w:hAnsi="Times New Roman" w:cs="Times New Roman"/>
+          <w:sz w:val="24"/>
+          <w:szCs w:val="24"/>
+          <w:lang w:eastAsia="pt-BR"/>
+        </w:rPr>
+        <w:t>Titulação</w:t>
+      </w:r>
+      <w:r>
+        <w:rPr>
+          <w:rFonts w:ascii="Times New Roman" w:eastAsia="Times New Roman" w:hAnsi="Times New Roman" w:cs="Times New Roman"/>
+          <w:sz w:val="24"/>
+          <w:szCs w:val="24"/>
+          <w:lang w:eastAsia="pt-BR"/>
+        </w:rPr>
+        <w:t xml:space="preserve"> </w:t>
+      </w:r>
+    </w:p>
+    <w:p>
+      <w:pPr>
+        <w:spacing w:before="100" w:beforeAutospacing="1" w:after="100" w:afterAutospacing="1" w:line="240" w:lineRule="auto"/>
+        <w:rPr>
+          <w:rFonts w:ascii="Times New Roman" w:eastAsia="Times New Roman" w:hAnsi="Times New Roman" w:cs="Times New Roman"/>
+          <w:sz w:val="24"/>
+          <w:szCs w:val="24"/>
+          <w:lang w:eastAsia="pt-BR"/>
+        </w:rPr>
+      </w:pPr>
+      <w:r>
+        <w:rPr>
+          <w:rFonts w:ascii="Times New Roman" w:eastAsia="Times New Roman" w:hAnsi="Times New Roman" w:cs="Times New Roman"/>
+          <w:sz w:val="24"/>
+          <w:szCs w:val="24"/>
+          <w:lang w:eastAsia="pt-BR"/>
+        </w:rPr>
+        <w:t xml:space="preserve"> </w:t>
+      </w:r>
+      <w:r>
+        <w:rPr>
+          <w:rFonts w:ascii="Times New Roman" w:eastAsia="Times New Roman" w:hAnsi="Times New Roman" w:cs="Times New Roman"/>
+          <w:sz w:val="24"/>
+          <w:szCs w:val="24"/>
+          <w:lang w:eastAsia="pt-BR"/>
+        </w:rPr>
+        <w:t xml:space="preserve">Tabela Local Aposentadoria </w:t>
+      </w:r>
+    </w:p>
+    <w:p>
+      <w:pPr>
+        <w:spacing w:before="100" w:beforeAutospacing="1" w:after="100" w:afterAutospacing="1" w:line="240" w:lineRule="auto"/>
+        <w:rPr>
+          <w:rFonts w:ascii="Times New Roman" w:eastAsia="Times New Roman" w:hAnsi="Times New Roman" w:cs="Times New Roman"/>
+          <w:sz w:val="24"/>
+          <w:szCs w:val="24"/>
+          <w:lang w:eastAsia="pt-BR"/>
+        </w:rPr>
+      </w:pPr>
+    </w:p>
+    <w:p>
+      <w:pPr>
+        <w:spacing w:before="100" w:beforeAutospacing="1" w:after="100" w:afterAutospacing="1" w:line="240" w:lineRule="auto"/>
+        <w:rPr>
+          <w:rFonts w:ascii="Times New Roman" w:eastAsia="Times New Roman" w:hAnsi="Times New Roman" w:cs="Times New Roman"/>
+          <w:sz w:val="24"/>
+          <w:szCs w:val="24"/>
+          <w:lang w:eastAsia="pt-BR"/>
+        </w:rPr>
+      </w:pPr>
+    </w:p>
+    <w:p>
+      <w:pPr>
+        <w:spacing w:before="100" w:beforeAutospacing="1" w:after="100" w:afterAutospacing="1" w:line="240" w:lineRule="auto"/>
+        <w:rPr>
+          <w:rFonts w:ascii="Times New Roman" w:eastAsia="Times New Roman" w:hAnsi="Times New Roman" w:cs="Times New Roman"/>
+          <w:sz w:val="24"/>
+          <w:szCs w:val="24"/>
+          <w:lang w:eastAsia="pt-BR"/>
+        </w:rPr>
+      </w:pPr>
+    </w:p>
+    <w:p>
+      <w:pPr>
+        <w:spacing w:before="100" w:beforeAutospacing="1" w:after="100" w:afterAutospacing="1" w:line="240" w:lineRule="auto"/>
+        <w:rPr>
+          <w:rFonts w:ascii="Times New Roman" w:eastAsia="Times New Roman" w:hAnsi="Times New Roman" w:cs="Times New Roman"/>
+          <w:sz w:val="24"/>
+          <w:szCs w:val="24"/>
+          <w:lang w:eastAsia="pt-BR"/>
+        </w:rPr>
+      </w:pPr>
+    </w:p>
+    <w:bookmarkStart w:id="0" w:name="_MON_1842779790"/>
+    <w:bookmarkEnd w:id="0"/>
+    <w:p>
+      <w:pPr>
+        <w:spacing w:before="100" w:beforeAutospacing="1" w:after="100" w:afterAutospacing="1" w:line="240" w:lineRule="auto"/>
+        <w:rPr>
+          <w:rFonts w:ascii="Times New Roman" w:eastAsia="Times New Roman" w:hAnsi="Times New Roman" w:cs="Times New Roman"/>
+          <w:sz w:val="24"/>
+          <w:szCs w:val="24"/>
+          <w:lang w:eastAsia="pt-BR"/>
+        </w:rPr>
+      </w:pPr>
+      <w:r>
+        <w:rPr>
+          <w:rFonts w:ascii="Times New Roman" w:eastAsia="Times New Roman" w:hAnsi="Times New Roman" w:cs="Times New Roman"/>
+          <w:sz w:val="24"/>
+          <w:szCs w:val="24"/>
+          <w:lang w:eastAsia="pt-BR"/>
+        </w:rPr>
+        <w:object w:dxaOrig="9125" w:dyaOrig="4330">
+          <v:shapetype id="_x0000_t75" coordsize="21600,21600" o:spt="75" o:preferrelative="t" path="m@4@5l@4@11@9@11@9@5xe" filled="f" stroked="f">
+            <v:stroke joinstyle="miter"/>
+            <v:formulas>
+              <v:f eqn="if lineDrawn pixelLineWidth 0"/>
+              <v:f eqn="sum @0 1 0"/>
+              <v:f eqn="sum 0 0 @1"/>
+              <v:f eqn="prod @2 1 2"/>
+              <v:f eqn="prod @3 21600 pixelWidth"/>
+              <v:f eqn="prod @3 21600 pixelHeight"/>
+              <v:f eqn="sum @0 0 1"/>
+              <v:f eqn="prod @6 1 2"/>
+              <v:f eqn="prod @7 21600 pixelWidth"/>
+              <v:f eqn="sum @8 21600 0"/>
+              <v:f eqn="prod @7 21600 pixelHeight"/>
+              <v:f eqn="sum @10 21600 0"/>
+            </v:formulas>
+            <v:path o:extrusionok="f" gradientshapeok="t" o:connecttype="rect"/>
+            <o:lock v:ext="edit" aspectratio="t"/>
+          </v:shapetype>
+          <v:shape id="_x0000_i1025" type="#_x0000_t75" style="width:496.5pt;height:203.65pt" o:ole="">
+            <v:imagedata r:id="rId8" o:title=""/>
+          </v:shape>
+          <o:OLEObject Type="Embed" ProgID="Excel.Sheet.12" ShapeID="_x0000_i1025" DrawAspect="Content" ObjectID="_1842787621" r:id="rId9"/>
+        </w:object>
+      </w:r>
+    </w:p>
+    <w:p>
+      <w:pPr>
+        <w:spacing w:before="100" w:beforeAutospacing="1" w:after="100" w:afterAutospacing="1" w:line="240" w:lineRule="auto"/>
+        <w:rPr>
+          <w:rFonts w:ascii="Times New Roman" w:eastAsia="Times New Roman" w:hAnsi="Times New Roman" w:cs="Times New Roman"/>
+          <w:sz w:val="24"/>
+          <w:szCs w:val="24"/>
+          <w:lang w:eastAsia="pt-BR"/>
+        </w:rPr>
+      </w:pPr>
+    </w:p>
+    <w:p>
+      <w:pPr>
+        <w:spacing w:before="100" w:beforeAutospacing="1" w:after="100" w:afterAutospacing="1" w:line="240" w:lineRule="auto"/>
+        <w:rPr>
+          <w:rFonts w:ascii="Times New Roman" w:eastAsia="Times New Roman" w:hAnsi="Times New Roman" w:cs="Times New Roman"/>
+          <w:sz w:val="24"/>
+          <w:szCs w:val="24"/>
+          <w:lang w:eastAsia="pt-BR"/>
+        </w:rPr>
+      </w:pPr>
+      <w:bookmarkStart w:id="1" w:name="_GoBack"/>
+      <w:bookmarkEnd w:id="1"/>
+    </w:p>
+    <w:p>
+      <w:pPr>
+        <w:spacing w:before="100" w:beforeAutospacing="1" w:after="100" w:afterAutospacing="1" w:line="240" w:lineRule="auto"/>
+        <w:rPr>
+          <w:rFonts w:ascii="Times New Roman" w:eastAsia="Times New Roman" w:hAnsi="Times New Roman" w:cs="Times New Roman"/>
+          <w:sz w:val="24"/>
+          <w:szCs w:val="24"/>
+          <w:lang w:eastAsia="pt-BR"/>
+        </w:rPr>
+      </w:pPr>
+    </w:p>
+    <w:p>
+      <w:pPr>
+        <w:spacing w:before="100" w:beforeAutospacing="1" w:after="100" w:afterAutospacing="1" w:line="240" w:lineRule="auto"/>
+        <w:rPr>
+          <w:rFonts w:ascii="Times New Roman" w:eastAsia="Times New Roman" w:hAnsi="Times New Roman" w:cs="Times New Roman"/>
+          <w:sz w:val="24"/>
+          <w:szCs w:val="24"/>
+          <w:lang w:eastAsia="pt-BR"/>
+        </w:rPr>
+      </w:pPr>
+    </w:p>
+    <w:p>
+      <w:pPr>
+        <w:spacing w:before="100" w:beforeAutospacing="1" w:after="100" w:afterAutospacing="1" w:line="240" w:lineRule="auto"/>
+        <w:rPr>
+          <w:rFonts w:ascii="Times New Roman" w:eastAsia="Times New Roman" w:hAnsi="Times New Roman" w:cs="Times New Roman"/>
+          <w:sz w:val="24"/>
+          <w:szCs w:val="24"/>
+          <w:lang w:eastAsia="pt-BR"/>
+        </w:rPr>
+      </w:pPr>
+      <w:r>
+        <w:rPr>
+          <w:rFonts w:ascii="Times New Roman" w:eastAsia="Times New Roman" w:hAnsi="Times New Roman" w:cs="Times New Roman"/>
+          <w:sz w:val="24"/>
+          <w:szCs w:val="24"/>
+          <w:lang w:eastAsia="pt-BR"/>
+        </w:rPr>
+        <w:t xml:space="preserve">Tabela </w:t>
+      </w:r>
+      <w:r>
+        <w:rPr>
+          <w:rFonts w:ascii="Times New Roman" w:eastAsia="Times New Roman" w:hAnsi="Times New Roman" w:cs="Times New Roman"/>
+          <w:sz w:val="24"/>
+          <w:szCs w:val="24"/>
+          <w:lang w:eastAsia="pt-BR"/>
+        </w:rPr>
+        <w:t>Município</w:t>
+      </w:r>
+      <w:r>
+        <w:rPr>
+          <w:rFonts w:ascii="Times New Roman" w:eastAsia="Times New Roman" w:hAnsi="Times New Roman" w:cs="Times New Roman"/>
+          <w:sz w:val="24"/>
+          <w:szCs w:val="24"/>
+          <w:lang w:eastAsia="pt-BR"/>
+        </w:rPr>
+        <w:t xml:space="preserve"> </w:t>
+      </w:r>
+    </w:p>
+    <w:p>
+      <w:pPr>
+        <w:spacing w:before="100" w:beforeAutospacing="1" w:after="100" w:afterAutospacing="1" w:line="240" w:lineRule="auto"/>
+        <w:rPr>
+          <w:rFonts w:ascii="Times New Roman" w:eastAsia="Times New Roman" w:hAnsi="Times New Roman" w:cs="Times New Roman"/>
+          <w:sz w:val="24"/>
+          <w:szCs w:val="24"/>
+          <w:lang w:eastAsia="pt-BR"/>
+        </w:rPr>
+      </w:pPr>
+      <w:r>
+        <w:rPr>
+          <w:rFonts w:ascii="Times New Roman" w:eastAsia="Times New Roman" w:hAnsi="Times New Roman" w:cs="Times New Roman"/>
+          <w:sz w:val="24"/>
+          <w:szCs w:val="24"/>
+          <w:lang w:eastAsia="pt-BR"/>
+        </w:rPr>
+        <w:t xml:space="preserve">Tabela Unidade Atual </w:t>
+      </w:r>
+    </w:p>
+    <w:p>
+      <w:pPr>
+        <w:spacing w:before="100" w:beforeAutospacing="1" w:after="100" w:afterAutospacing="1" w:line="240" w:lineRule="auto"/>
+        <w:rPr>
+          <w:rFonts w:ascii="Times New Roman" w:eastAsia="Times New Roman" w:hAnsi="Times New Roman" w:cs="Times New Roman"/>
+          <w:sz w:val="24"/>
+          <w:szCs w:val="24"/>
+          <w:lang w:eastAsia="pt-BR"/>
+        </w:rPr>
+      </w:pPr>
+      <w:r>
+        <w:rPr>
+          <w:rFonts w:ascii="Times New Roman" w:eastAsia="Times New Roman" w:hAnsi="Times New Roman" w:cs="Times New Roman"/>
+          <w:sz w:val="24"/>
+          <w:szCs w:val="24"/>
+          <w:lang w:eastAsia="pt-BR"/>
+        </w:rPr>
+        <w:t xml:space="preserve">Tabela UORG </w:t>
+      </w:r>
+      <w:r>
+        <w:rPr>
+          <w:rFonts w:ascii="Times New Roman" w:eastAsia="Times New Roman" w:hAnsi="Times New Roman" w:cs="Times New Roman"/>
+          <w:sz w:val="24"/>
+          <w:szCs w:val="24"/>
+          <w:lang w:eastAsia="pt-BR"/>
+        </w:rPr>
+        <w:t>Endereço</w:t>
+      </w:r>
+      <w:r>
+        <w:rPr>
+          <w:rFonts w:ascii="Times New Roman" w:eastAsia="Times New Roman" w:hAnsi="Times New Roman" w:cs="Times New Roman"/>
+          <w:sz w:val="24"/>
+          <w:szCs w:val="24"/>
+          <w:lang w:eastAsia="pt-BR"/>
+        </w:rPr>
+        <w:t xml:space="preserve"> </w:t>
+      </w:r>
+    </w:p>
+    <w:p>
+      <w:pPr>
+        <w:spacing w:before="100" w:beforeAutospacing="1" w:after="100" w:afterAutospacing="1" w:line="240" w:lineRule="auto"/>
+        <w:rPr>
+          <w:rFonts w:ascii="Times New Roman" w:eastAsia="Times New Roman" w:hAnsi="Times New Roman" w:cs="Times New Roman"/>
+          <w:sz w:val="24"/>
+          <w:szCs w:val="24"/>
+          <w:lang w:eastAsia="pt-BR"/>
+        </w:rPr>
+      </w:pPr>
+      <w:r>
+        <w:rPr>
+          <w:rFonts w:ascii="Times New Roman" w:eastAsia="Times New Roman" w:hAnsi="Times New Roman" w:cs="Times New Roman"/>
+          <w:sz w:val="24"/>
+          <w:szCs w:val="24"/>
+          <w:lang w:eastAsia="pt-BR"/>
+        </w:rPr>
+        <w:t xml:space="preserve">Tabela Titulação Correção </w:t>
+      </w:r>
+    </w:p>
+    <w:p>
+      <w:pPr>
+        <w:spacing w:before="100" w:beforeAutospacing="1" w:after="100" w:afterAutospacing="1" w:line="240" w:lineRule="auto"/>
+        <w:rPr>
+          <w:rFonts w:ascii="Times New Roman" w:eastAsia="Times New Roman" w:hAnsi="Times New Roman" w:cs="Times New Roman"/>
+          <w:sz w:val="24"/>
+          <w:szCs w:val="24"/>
+          <w:lang w:eastAsia="pt-BR"/>
+        </w:rPr>
+      </w:pPr>
+      <w:r>
+        <w:rPr>
+          <w:rFonts w:ascii="Times New Roman" w:eastAsia="Times New Roman" w:hAnsi="Times New Roman" w:cs="Times New Roman"/>
+          <w:sz w:val="24"/>
+          <w:szCs w:val="24"/>
+          <w:lang w:eastAsia="pt-BR"/>
+        </w:rPr>
+        <w:t xml:space="preserve">Tabela Rubrica </w:t>
+      </w:r>
+      <w:proofErr w:type="gramStart"/>
+      <w:r>
+        <w:rPr>
+          <w:rFonts w:ascii="Times New Roman" w:eastAsia="Times New Roman" w:hAnsi="Times New Roman" w:cs="Times New Roman"/>
+          <w:sz w:val="24"/>
+          <w:szCs w:val="24"/>
+          <w:lang w:eastAsia="pt-BR"/>
+        </w:rPr>
+        <w:t>Incentivo</w:t>
+      </w:r>
+      <w:proofErr w:type="gramEnd"/>
+      <w:r>
+        <w:rPr>
+          <w:rFonts w:ascii="Times New Roman" w:eastAsia="Times New Roman" w:hAnsi="Times New Roman" w:cs="Times New Roman"/>
+          <w:sz w:val="24"/>
+          <w:szCs w:val="24"/>
+          <w:lang w:eastAsia="pt-BR"/>
+        </w:rPr>
+        <w:t xml:space="preserve"> </w:t>
+      </w:r>
+      <w:r>
+        <w:rPr>
+          <w:rFonts w:ascii="Times New Roman" w:eastAsia="Times New Roman" w:hAnsi="Times New Roman" w:cs="Times New Roman"/>
+          <w:sz w:val="24"/>
+          <w:szCs w:val="24"/>
+          <w:lang w:eastAsia="pt-BR"/>
+        </w:rPr>
+        <w:t>Qualificação</w:t>
+      </w:r>
+      <w:r>
+        <w:rPr>
+          <w:rFonts w:ascii="Times New Roman" w:eastAsia="Times New Roman" w:hAnsi="Times New Roman" w:cs="Times New Roman"/>
+          <w:sz w:val="24"/>
+          <w:szCs w:val="24"/>
+          <w:lang w:eastAsia="pt-BR"/>
+        </w:rPr>
+        <w:t xml:space="preserve"> </w:t>
+      </w:r>
+    </w:p>
+    <w:p>
+      <w:pPr>
+        <w:spacing w:before="100" w:beforeAutospacing="1" w:after="100" w:afterAutospacing="1" w:line="240" w:lineRule="auto"/>
+        <w:rPr>
+          <w:rFonts w:ascii="Times New Roman" w:eastAsia="Times New Roman" w:hAnsi="Times New Roman" w:cs="Times New Roman"/>
+          <w:sz w:val="24"/>
+          <w:szCs w:val="24"/>
+          <w:lang w:eastAsia="pt-BR"/>
+        </w:rPr>
+      </w:pPr>
+      <w:r>
+        <w:rPr>
+          <w:rFonts w:ascii="Times New Roman" w:eastAsia="Times New Roman" w:hAnsi="Times New Roman" w:cs="Times New Roman"/>
+          <w:sz w:val="24"/>
+          <w:szCs w:val="24"/>
+          <w:lang w:eastAsia="pt-BR"/>
+        </w:rPr>
+        <w:t xml:space="preserve">Tabela </w:t>
+      </w:r>
+      <w:r>
+        <w:rPr>
+          <w:rFonts w:ascii="Times New Roman" w:eastAsia="Times New Roman" w:hAnsi="Times New Roman" w:cs="Times New Roman"/>
+          <w:sz w:val="24"/>
+          <w:szCs w:val="24"/>
+          <w:lang w:eastAsia="pt-BR"/>
+        </w:rPr>
+        <w:t>Ocorrência</w:t>
+      </w:r>
+      <w:r>
+        <w:rPr>
+          <w:rFonts w:ascii="Times New Roman" w:eastAsia="Times New Roman" w:hAnsi="Times New Roman" w:cs="Times New Roman"/>
+          <w:sz w:val="24"/>
+          <w:szCs w:val="24"/>
+          <w:lang w:eastAsia="pt-BR"/>
+        </w:rPr>
+        <w:t xml:space="preserve"> </w:t>
+      </w:r>
+    </w:p>
+    <w:p>
+      <w:pPr>
+        <w:spacing w:before="100" w:beforeAutospacing="1" w:after="100" w:afterAutospacing="1" w:line="240" w:lineRule="auto"/>
+        <w:rPr>
+          <w:rFonts w:ascii="Times New Roman" w:eastAsia="Times New Roman" w:hAnsi="Times New Roman" w:cs="Times New Roman"/>
+          <w:sz w:val="24"/>
+          <w:szCs w:val="24"/>
+          <w:lang w:eastAsia="pt-BR"/>
+        </w:rPr>
+      </w:pPr>
+      <w:r>
+        <w:rPr>
+          <w:rFonts w:ascii="Times New Roman" w:eastAsia="Times New Roman" w:hAnsi="Times New Roman" w:cs="Times New Roman"/>
+          <w:sz w:val="24"/>
+          <w:szCs w:val="24"/>
+          <w:lang w:eastAsia="pt-BR"/>
+        </w:rPr>
+        <w:t xml:space="preserve">Tabela </w:t>
+      </w:r>
+      <w:r>
+        <w:rPr>
+          <w:rFonts w:ascii="Times New Roman" w:eastAsia="Times New Roman" w:hAnsi="Times New Roman" w:cs="Times New Roman"/>
+          <w:sz w:val="24"/>
+          <w:szCs w:val="24"/>
+          <w:lang w:eastAsia="pt-BR"/>
+        </w:rPr>
+        <w:t>Órgãos</w:t>
+      </w:r>
+      <w:r>
+        <w:rPr>
+          <w:rFonts w:ascii="Times New Roman" w:eastAsia="Times New Roman" w:hAnsi="Times New Roman" w:cs="Times New Roman"/>
+          <w:sz w:val="24"/>
+          <w:szCs w:val="24"/>
+          <w:lang w:eastAsia="pt-BR"/>
+        </w:rPr>
+        <w:t xml:space="preserve"> </w:t>
+      </w:r>
+    </w:p>
+    <w:p>
+      <w:pPr>
+        <w:spacing w:before="100" w:beforeAutospacing="1" w:after="100" w:afterAutospacing="1" w:line="240" w:lineRule="auto"/>
+        <w:rPr>
+          <w:rFonts w:ascii="Times New Roman" w:eastAsia="Times New Roman" w:hAnsi="Times New Roman" w:cs="Times New Roman"/>
+          <w:sz w:val="24"/>
+          <w:szCs w:val="24"/>
+          <w:lang w:eastAsia="pt-BR"/>
+        </w:rPr>
+      </w:pPr>
+      <w:r>
+        <w:rPr>
+          <w:rFonts w:ascii="Times New Roman" w:eastAsia="Times New Roman" w:hAnsi="Times New Roman" w:cs="Times New Roman"/>
+          <w:sz w:val="24"/>
+          <w:szCs w:val="24"/>
+          <w:lang w:eastAsia="pt-BR"/>
+        </w:rPr>
+        <w:t xml:space="preserve">Tabela </w:t>
+      </w:r>
+      <w:proofErr w:type="spellStart"/>
+      <w:r>
+        <w:rPr>
+          <w:rFonts w:ascii="Times New Roman" w:eastAsia="Times New Roman" w:hAnsi="Times New Roman" w:cs="Times New Roman"/>
+          <w:sz w:val="24"/>
+          <w:szCs w:val="24"/>
+          <w:lang w:eastAsia="pt-BR"/>
+        </w:rPr>
+        <w:t>Pescad</w:t>
+      </w:r>
+      <w:proofErr w:type="spellEnd"/>
+      <w:r>
+        <w:rPr>
+          <w:rFonts w:ascii="Times New Roman" w:eastAsia="Times New Roman" w:hAnsi="Times New Roman" w:cs="Times New Roman"/>
+          <w:sz w:val="24"/>
+          <w:szCs w:val="24"/>
+          <w:lang w:eastAsia="pt-BR"/>
+        </w:rPr>
+        <w:t xml:space="preserve"> </w:t>
+      </w:r>
+    </w:p>
+    <w:p>
+      <w:pPr>
+        <w:spacing w:before="100" w:beforeAutospacing="1" w:after="100" w:afterAutospacing="1" w:line="240" w:lineRule="auto"/>
+        <w:rPr>
+          <w:rFonts w:ascii="Times New Roman" w:eastAsia="Times New Roman" w:hAnsi="Times New Roman" w:cs="Times New Roman"/>
+          <w:sz w:val="24"/>
+          <w:szCs w:val="24"/>
+          <w:lang w:eastAsia="pt-BR"/>
+        </w:rPr>
+      </w:pPr>
+      <w:r>
+        <w:rPr>
+          <w:rFonts w:ascii="Times New Roman" w:eastAsia="Times New Roman" w:hAnsi="Times New Roman" w:cs="Times New Roman"/>
+          <w:sz w:val="24"/>
+          <w:szCs w:val="24"/>
+          <w:lang w:eastAsia="pt-BR"/>
+        </w:rPr>
+        <w:t xml:space="preserve">Tabela </w:t>
+      </w:r>
+      <w:proofErr w:type="spellStart"/>
+      <w:proofErr w:type="gramStart"/>
+      <w:r>
+        <w:rPr>
+          <w:rFonts w:ascii="Times New Roman" w:eastAsia="Times New Roman" w:hAnsi="Times New Roman" w:cs="Times New Roman"/>
+          <w:sz w:val="24"/>
+          <w:szCs w:val="24"/>
+          <w:lang w:eastAsia="pt-BR"/>
+        </w:rPr>
+        <w:t>CadAPF</w:t>
+      </w:r>
+      <w:proofErr w:type="spellEnd"/>
+      <w:proofErr w:type="gramEnd"/>
+      <w:r>
+        <w:rPr>
+          <w:rFonts w:ascii="Times New Roman" w:eastAsia="Times New Roman" w:hAnsi="Times New Roman" w:cs="Times New Roman"/>
+          <w:sz w:val="24"/>
+          <w:szCs w:val="24"/>
+          <w:lang w:eastAsia="pt-BR"/>
+        </w:rPr>
+        <w:t xml:space="preserve"> </w:t>
+      </w:r>
+    </w:p>
+    <w:p>
+      <w:pPr>
+        <w:spacing w:before="100" w:beforeAutospacing="1" w:after="100" w:afterAutospacing="1" w:line="240" w:lineRule="auto"/>
+        <w:rPr>
+          <w:rFonts w:ascii="Times New Roman" w:eastAsia="Times New Roman" w:hAnsi="Times New Roman" w:cs="Times New Roman"/>
+          <w:sz w:val="24"/>
+          <w:szCs w:val="24"/>
+          <w:lang w:eastAsia="pt-BR"/>
+        </w:rPr>
+      </w:pPr>
+      <w:r>
+        <w:rPr>
+          <w:rFonts w:ascii="Times New Roman" w:eastAsia="Times New Roman" w:hAnsi="Times New Roman" w:cs="Times New Roman"/>
+          <w:sz w:val="24"/>
+          <w:szCs w:val="24"/>
+          <w:lang w:eastAsia="pt-BR"/>
+        </w:rPr>
+        <w:t xml:space="preserve">Tabela </w:t>
+      </w:r>
+      <w:proofErr w:type="spellStart"/>
+      <w:r>
+        <w:rPr>
+          <w:rFonts w:ascii="Times New Roman" w:eastAsia="Times New Roman" w:hAnsi="Times New Roman" w:cs="Times New Roman"/>
+          <w:sz w:val="24"/>
+          <w:szCs w:val="24"/>
+          <w:lang w:eastAsia="pt-BR"/>
+        </w:rPr>
+        <w:t>Tabela</w:t>
+      </w:r>
+      <w:proofErr w:type="spellEnd"/>
+      <w:r>
+        <w:rPr>
+          <w:rFonts w:ascii="Times New Roman" w:eastAsia="Times New Roman" w:hAnsi="Times New Roman" w:cs="Times New Roman"/>
+          <w:sz w:val="24"/>
+          <w:szCs w:val="24"/>
+          <w:lang w:eastAsia="pt-BR"/>
+        </w:rPr>
+        <w:t xml:space="preserve"> Rubrica </w:t>
+      </w:r>
     </w:p>
     <w:p>
       <w:pPr>
@@ -4338,6 +5734,25 @@
       <w:szCs w:val="16"/>
     </w:rPr>
   </w:style>
+  <w:style w:type="table" w:styleId="Tabelacomgrade">
+    <w:name w:val="Table Grid"/>
+    <w:basedOn w:val="Tabelanormal"/>
+    <w:uiPriority w:val="59"/>
+    <w:rsid w:val="00504C8D"/>
+    <w:pPr>
+      <w:spacing w:after="0" w:line="240" w:lineRule="auto"/>
+    </w:pPr>
+    <w:tblPr>
+      <w:tblBorders>
+        <w:top w:val="single" w:sz="4" w:space="0" w:color="auto"/>
+        <w:left w:val="single" w:sz="4" w:space="0" w:color="auto"/>
+        <w:bottom w:val="single" w:sz="4" w:space="0" w:color="auto"/>
+        <w:right w:val="single" w:sz="4" w:space="0" w:color="auto"/>
+        <w:insideH w:val="single" w:sz="4" w:space="0" w:color="auto"/>
+        <w:insideV w:val="single" w:sz="4" w:space="0" w:color="auto"/>
+      </w:tblBorders>
+    </w:tblPr>
+  </w:style>
 </w:styles>
 </file>
 
@@ -4693,6 +6108,25 @@
       <w:szCs w:val="16"/>
     </w:rPr>
   </w:style>
+  <w:style w:type="table" w:styleId="Tabelacomgrade">
+    <w:name w:val="Table Grid"/>
+    <w:basedOn w:val="Tabelanormal"/>
+    <w:uiPriority w:val="59"/>
+    <w:rsid w:val="00504C8D"/>
+    <w:pPr>
+      <w:spacing w:after="0" w:line="240" w:lineRule="auto"/>
+    </w:pPr>
+    <w:tblPr>
+      <w:tblBorders>
+        <w:top w:val="single" w:sz="4" w:space="0" w:color="auto"/>
+        <w:left w:val="single" w:sz="4" w:space="0" w:color="auto"/>
+        <w:bottom w:val="single" w:sz="4" w:space="0" w:color="auto"/>
+        <w:right w:val="single" w:sz="4" w:space="0" w:color="auto"/>
+        <w:insideH w:val="single" w:sz="4" w:space="0" w:color="auto"/>
+        <w:insideV w:val="single" w:sz="4" w:space="0" w:color="auto"/>
+      </w:tblBorders>
+    </w:tblPr>
+  </w:style>
 </w:styles>
 </file>
 
@@ -4986,7 +6420,7 @@
 </file>
 
 <file path=customXml/itemProps1.xml><?xml version="1.0" encoding="utf-8"?>
-<ds:datastoreItem xmlns:ds="http://schemas.openxmlformats.org/officeDocument/2006/customXml" ds:itemID="{422A193B-A044-4D70-B64E-4E4496A2AADD}">
+<ds:datastoreItem xmlns:ds="http://schemas.openxmlformats.org/officeDocument/2006/customXml" ds:itemID="{48393829-E266-4279-BB6A-6107D06D7815}">
   <ds:schemaRefs>
     <ds:schemaRef ds:uri="http://schemas.openxmlformats.org/officeDocument/2006/bibliography"/>
   </ds:schemaRefs>
